--- a/Programming/Labs/Lab3/lab3-4 отч.docx
+++ b/Programming/Labs/Lab3/lab3-4 отч.docx
@@ -202,6 +202,9 @@
         <w:spacing w:after="292"/>
         <w:ind w:left="10" w:right="95" w:hanging="10"/>
         <w:jc w:val="center"/>
+        <w:rPr>
+          <w:lang w:val="ru-RU"/>
+        </w:rPr>
       </w:pPr>
       <w:r>
         <w:rPr>
@@ -223,6 +226,7 @@
         <w:rPr>
           <w:rFonts w:ascii="Times New Roman" w:eastAsia="Times New Roman" w:hAnsi="Times New Roman" w:cs="Times New Roman"/>
           <w:sz w:val="28"/>
+          <w:lang w:val="ru-RU"/>
         </w:rPr>
         <w:t>876</w:t>
       </w:r>
@@ -461,7 +465,6 @@
           <w:bCs/>
           <w:sz w:val="28"/>
           <w:u w:val="single"/>
-          <w:lang w:val="ru-RU"/>
         </w:rPr>
       </w:pPr>
       <w:bookmarkStart w:id="2" w:name="_Hlk114672998"/>
@@ -478,203 +481,30 @@
         <w:t>Текст задания:</w:t>
       </w:r>
     </w:p>
-    <w:bookmarkEnd w:id="2"/>
-    <w:p>
-      <w:pPr>
-        <w:rPr>
-          <w:rFonts w:ascii="Consolas" w:hAnsi="Consolas" w:cs="Courier New"/>
-          <w:sz w:val="17"/>
-          <w:szCs w:val="17"/>
-          <w:lang w:val="ru-RU"/>
-        </w:rPr>
-      </w:pPr>
-      <w:r>
-        <w:rPr>
-          <w:rFonts w:ascii="Times New Roman" w:eastAsia="Times New Roman" w:hAnsi="Times New Roman" w:cs="Times New Roman"/>
-          <w:b/>
-          <w:bCs/>
-          <w:sz w:val="28"/>
-          <w:u w:val="single"/>
-          <w:lang w:val="ru-RU"/>
+    <w:p>
+      <w:pPr>
+        <w:rPr>
+          <w:rFonts w:ascii="Times New Roman" w:eastAsia="Times New Roman" w:hAnsi="Times New Roman" w:cs="Times New Roman"/>
+          <w:b/>
+          <w:bCs/>
+          <w:sz w:val="28"/>
+          <w:u w:val="single"/>
+        </w:rPr>
+      </w:pPr>
+      <w:r>
+        <w:rPr>
+          <w:rFonts w:ascii="Times New Roman" w:eastAsia="Times New Roman" w:hAnsi="Times New Roman" w:cs="Times New Roman"/>
+          <w:b/>
+          <w:bCs/>
+          <w:sz w:val="28"/>
+          <w:u w:val="single"/>
         </w:rPr>
         <w:lastRenderedPageBreak/>
-        <w:t>Исходный код программы:</w:t>
-      </w:r>
-    </w:p>
-    <w:p>
-      <w:pPr>
-        <w:rPr>
-          <w:rFonts w:ascii="Times New Roman" w:eastAsia="Times New Roman" w:hAnsi="Times New Roman" w:cs="Times New Roman"/>
-          <w:b/>
-          <w:bCs/>
-          <w:sz w:val="28"/>
-          <w:u w:val="single"/>
-          <w:lang w:val="ru-RU"/>
-        </w:rPr>
-      </w:pPr>
-      <w:r>
-        <w:rPr>
-          <w:rFonts w:ascii="Consolas" w:hAnsi="Consolas" w:cs="Courier New"/>
-          <w:sz w:val="17"/>
-          <w:szCs w:val="17"/>
-          <w:lang w:val="ru-RU"/>
-        </w:rPr>
-        <w:t xml:space="preserve"> </w:t>
-      </w:r>
-      <w:r>
-        <w:rPr>
-          <w:rFonts w:ascii="Consolas" w:hAnsi="Consolas" w:cs="Courier New"/>
-          <w:color w:val="000000"/>
-          <w:sz w:val="17"/>
-          <w:szCs w:val="17"/>
-        </w:rPr>
-        <w:t> </w:t>
-      </w:r>
-    </w:p>
-    <w:p>
-      <w:pPr>
-        <w:rPr>
-          <w:rFonts w:ascii="Times New Roman" w:eastAsia="Times New Roman" w:hAnsi="Times New Roman" w:cs="Times New Roman"/>
-          <w:b/>
-          <w:bCs/>
-          <w:sz w:val="28"/>
-          <w:u w:val="single"/>
-          <w:lang w:val="ru-RU"/>
-        </w:rPr>
-      </w:pPr>
-    </w:p>
-    <w:p>
-      <w:pPr>
-        <w:rPr>
-          <w:rFonts w:ascii="Times New Roman" w:eastAsia="Times New Roman" w:hAnsi="Times New Roman" w:cs="Times New Roman"/>
-          <w:b/>
-          <w:bCs/>
-          <w:sz w:val="28"/>
-          <w:u w:val="single"/>
-          <w:lang w:val="ru-RU"/>
-        </w:rPr>
-      </w:pPr>
-    </w:p>
-    <w:p>
-      <w:pPr>
-        <w:rPr>
-          <w:rFonts w:ascii="Times New Roman" w:eastAsia="Times New Roman" w:hAnsi="Times New Roman" w:cs="Times New Roman"/>
-          <w:b/>
-          <w:bCs/>
-          <w:sz w:val="28"/>
-          <w:u w:val="single"/>
-          <w:lang w:val="ru-RU"/>
-        </w:rPr>
-      </w:pPr>
-    </w:p>
-    <w:p>
-      <w:pPr>
-        <w:rPr>
-          <w:rFonts w:ascii="Times New Roman" w:eastAsia="Times New Roman" w:hAnsi="Times New Roman" w:cs="Times New Roman"/>
-          <w:b/>
-          <w:bCs/>
-          <w:sz w:val="32"/>
-          <w:szCs w:val="32"/>
-          <w:u w:val="single"/>
-        </w:rPr>
-      </w:pPr>
-      <w:r>
-        <w:rPr>
-          <w:rFonts w:ascii="Times New Roman" w:eastAsia="Times New Roman" w:hAnsi="Times New Roman" w:cs="Times New Roman"/>
-          <w:b/>
-          <w:bCs/>
-          <w:sz w:val="32"/>
-          <w:szCs w:val="32"/>
-          <w:u w:val="single"/>
-          <w:lang w:val="ru-RU"/>
-        </w:rPr>
-        <w:t>Результат работы программы:</w:t>
-      </w:r>
-    </w:p>
-    <w:p>
-      <w:pPr>
-        <w:rPr>
-          <w:rFonts w:ascii="Times New Roman" w:eastAsia="Times New Roman" w:hAnsi="Times New Roman" w:cs="Times New Roman"/>
-          <w:b/>
-          <w:bCs/>
-          <w:sz w:val="32"/>
-          <w:szCs w:val="32"/>
-          <w:u w:val="single"/>
-        </w:rPr>
-      </w:pPr>
-    </w:p>
-    <w:p>
-      <w:pPr>
-        <w:rPr>
-          <w:rFonts w:ascii="Times New Roman" w:eastAsia="Times New Roman" w:hAnsi="Times New Roman" w:cs="Times New Roman"/>
-          <w:b/>
-          <w:bCs/>
-          <w:sz w:val="32"/>
-          <w:szCs w:val="32"/>
-          <w:u w:val="single"/>
-        </w:rPr>
-      </w:pPr>
-    </w:p>
-    <w:p>
-      <w:pPr>
-        <w:rPr>
-          <w:rFonts w:ascii="Times New Roman" w:eastAsia="Times New Roman" w:hAnsi="Times New Roman" w:cs="Times New Roman"/>
-          <w:b/>
-          <w:bCs/>
-          <w:sz w:val="32"/>
-          <w:szCs w:val="32"/>
-          <w:u w:val="single"/>
-        </w:rPr>
-      </w:pPr>
-    </w:p>
-    <w:p>
-      <w:pPr>
-        <w:rPr>
-          <w:rFonts w:ascii="Times New Roman" w:eastAsia="Times New Roman" w:hAnsi="Times New Roman" w:cs="Times New Roman"/>
-          <w:b/>
-          <w:bCs/>
-          <w:sz w:val="32"/>
-          <w:szCs w:val="32"/>
-          <w:u w:val="single"/>
-        </w:rPr>
-      </w:pPr>
-      <w:r>
-        <w:rPr>
-          <w:rFonts w:ascii="Times New Roman" w:eastAsia="Times New Roman" w:hAnsi="Times New Roman" w:cs="Times New Roman"/>
-          <w:b/>
-          <w:bCs/>
-          <w:sz w:val="32"/>
-          <w:szCs w:val="32"/>
-          <w:u w:val="single"/>
-        </w:rPr>
-        <w:t>UML DIAGRAM:</w:t>
-      </w:r>
-    </w:p>
-    <w:p>
-      <w:pPr>
-        <w:rPr>
-          <w:rFonts w:ascii="Times New Roman" w:eastAsia="Times New Roman" w:hAnsi="Times New Roman" w:cs="Times New Roman"/>
-          <w:b/>
-          <w:bCs/>
-          <w:sz w:val="32"/>
-          <w:szCs w:val="32"/>
-          <w:u w:val="single"/>
-        </w:rPr>
-      </w:pPr>
-      <w:r>
-        <w:rPr>
-          <w:rFonts w:ascii="Times New Roman" w:eastAsia="Times New Roman" w:hAnsi="Times New Roman" w:cs="Times New Roman"/>
-          <w:b/>
-          <w:bCs/>
-          <w:sz w:val="32"/>
-          <w:szCs w:val="32"/>
-          <w:u w:val="single"/>
-        </w:rPr>
         <w:drawing>
-          <wp:inline distT="0" distB="0" distL="0" distR="0" wp14:anchorId="4F596B82" wp14:editId="0D50FB7D">
-            <wp:extent cx="5732780" cy="4047490"/>
-            <wp:effectExtent l="0" t="0" r="1270" b="0"/>
-            <wp:docPr id="101476285" name="Picture 5"/>
+          <wp:inline distT="0" distB="0" distL="0" distR="0" wp14:anchorId="7D0FC577" wp14:editId="2C9DCFAD">
+            <wp:extent cx="5731510" cy="2552700"/>
+            <wp:effectExtent l="0" t="0" r="2540" b="0"/>
+            <wp:docPr id="617076321" name="Picture 1"/>
             <wp:cNvGraphicFramePr>
               <a:graphicFrameLocks xmlns:a="http://schemas.openxmlformats.org/drawingml/2006/main" noChangeAspect="1"/>
             </wp:cNvGraphicFramePr>
@@ -682,36 +512,23 @@
               <a:graphicData uri="http://schemas.openxmlformats.org/drawingml/2006/picture">
                 <pic:pic xmlns:pic="http://schemas.openxmlformats.org/drawingml/2006/picture">
                   <pic:nvPicPr>
-                    <pic:cNvPr id="0" name="Picture 1"/>
-                    <pic:cNvPicPr>
-                      <a:picLocks noChangeAspect="1" noChangeArrowheads="1"/>
-                    </pic:cNvPicPr>
+                    <pic:cNvPr id="617076321" name=""/>
+                    <pic:cNvPicPr/>
                   </pic:nvPicPr>
                   <pic:blipFill>
-                    <a:blip r:embed="rId6">
-                      <a:extLst>
-                        <a:ext uri="{28A0092B-C50C-407E-A947-70E740481C1C}">
-                          <a14:useLocalDpi xmlns:a14="http://schemas.microsoft.com/office/drawing/2010/main" val="0"/>
-                        </a:ext>
-                      </a:extLst>
-                    </a:blip>
-                    <a:srcRect/>
+                    <a:blip r:embed="rId6"/>
                     <a:stretch>
                       <a:fillRect/>
                     </a:stretch>
                   </pic:blipFill>
-                  <pic:spPr bwMode="auto">
+                  <pic:spPr>
                     <a:xfrm>
                       <a:off x="0" y="0"/>
-                      <a:ext cx="5732780" cy="4047490"/>
+                      <a:ext cx="5731510" cy="2552700"/>
                     </a:xfrm>
                     <a:prstGeom prst="rect">
                       <a:avLst/>
                     </a:prstGeom>
-                    <a:noFill/>
-                    <a:ln>
-                      <a:noFill/>
-                    </a:ln>
                   </pic:spPr>
                 </pic:pic>
               </a:graphicData>
@@ -724,28 +541,413 @@
       <w:pPr>
         <w:rPr>
           <w:rFonts w:ascii="Times New Roman" w:eastAsia="Times New Roman" w:hAnsi="Times New Roman" w:cs="Times New Roman"/>
-          <w:sz w:val="28"/>
-        </w:rPr>
-      </w:pPr>
-    </w:p>
-    <w:p>
-      <w:pPr>
-        <w:rPr>
-          <w:rFonts w:ascii="Times New Roman" w:eastAsia="Times New Roman" w:hAnsi="Times New Roman" w:cs="Times New Roman"/>
-          <w:b/>
-          <w:bCs/>
-          <w:sz w:val="28"/>
-          <w:lang w:val="ru-RU"/>
-        </w:rPr>
-      </w:pPr>
-      <w:r>
-        <w:rPr>
-          <w:rFonts w:ascii="Times New Roman" w:eastAsia="Times New Roman" w:hAnsi="Times New Roman" w:cs="Times New Roman"/>
-          <w:b/>
-          <w:bCs/>
-          <w:sz w:val="28"/>
-          <w:lang w:val="ru-RU"/>
-        </w:rPr>
+          <w:b/>
+          <w:bCs/>
+          <w:sz w:val="28"/>
+          <w:u w:val="single"/>
+        </w:rPr>
+      </w:pPr>
+      <w:r>
+        <w:rPr>
+          <w:rFonts w:ascii="Times New Roman" w:eastAsia="Times New Roman" w:hAnsi="Times New Roman" w:cs="Times New Roman"/>
+          <w:b/>
+          <w:bCs/>
+          <w:sz w:val="28"/>
+          <w:u w:val="single"/>
+        </w:rPr>
+        <w:drawing>
+          <wp:inline distT="0" distB="0" distL="0" distR="0" wp14:anchorId="557C6CDC" wp14:editId="65701D4D">
+            <wp:extent cx="5731510" cy="1732915"/>
+            <wp:effectExtent l="0" t="0" r="2540" b="635"/>
+            <wp:docPr id="568283172" name="Picture 1"/>
+            <wp:cNvGraphicFramePr>
+              <a:graphicFrameLocks xmlns:a="http://schemas.openxmlformats.org/drawingml/2006/main" noChangeAspect="1"/>
+            </wp:cNvGraphicFramePr>
+            <a:graphic xmlns:a="http://schemas.openxmlformats.org/drawingml/2006/main">
+              <a:graphicData uri="http://schemas.openxmlformats.org/drawingml/2006/picture">
+                <pic:pic xmlns:pic="http://schemas.openxmlformats.org/drawingml/2006/picture">
+                  <pic:nvPicPr>
+                    <pic:cNvPr id="568283172" name=""/>
+                    <pic:cNvPicPr/>
+                  </pic:nvPicPr>
+                  <pic:blipFill>
+                    <a:blip r:embed="rId7"/>
+                    <a:stretch>
+                      <a:fillRect/>
+                    </a:stretch>
+                  </pic:blipFill>
+                  <pic:spPr>
+                    <a:xfrm>
+                      <a:off x="0" y="0"/>
+                      <a:ext cx="5731510" cy="1732915"/>
+                    </a:xfrm>
+                    <a:prstGeom prst="rect">
+                      <a:avLst/>
+                    </a:prstGeom>
+                  </pic:spPr>
+                </pic:pic>
+              </a:graphicData>
+            </a:graphic>
+          </wp:inline>
+        </w:drawing>
+      </w:r>
+    </w:p>
+    <w:bookmarkEnd w:id="2"/>
+    <w:p>
+      <w:pPr>
+        <w:rPr>
+          <w:rFonts w:ascii="Consolas" w:hAnsi="Consolas" w:cs="Courier New"/>
+          <w:sz w:val="17"/>
+          <w:szCs w:val="17"/>
+          <w:lang w:val="ru-RU"/>
+        </w:rPr>
+      </w:pPr>
+      <w:r>
+        <w:rPr>
+          <w:rFonts w:ascii="Times New Roman" w:eastAsia="Times New Roman" w:hAnsi="Times New Roman" w:cs="Times New Roman"/>
+          <w:b/>
+          <w:bCs/>
+          <w:sz w:val="28"/>
+          <w:u w:val="single"/>
+          <w:lang w:val="ru-RU"/>
+        </w:rPr>
+        <w:t>Исходный код программы:</w:t>
+      </w:r>
+    </w:p>
+    <w:p>
+      <w:pPr>
+        <w:rPr>
+          <w:rFonts w:ascii="Times New Roman" w:eastAsia="Times New Roman" w:hAnsi="Times New Roman" w:cs="Times New Roman"/>
+          <w:b/>
+          <w:bCs/>
+          <w:sz w:val="28"/>
+          <w:u w:val="single"/>
+          <w:lang w:val="ru-RU"/>
+        </w:rPr>
+      </w:pPr>
+      <w:r>
+        <w:rPr>
+          <w:rFonts w:ascii="Consolas" w:hAnsi="Consolas" w:cs="Courier New"/>
+          <w:sz w:val="17"/>
+          <w:szCs w:val="17"/>
+          <w:lang w:val="ru-RU"/>
+        </w:rPr>
+        <w:t xml:space="preserve"> </w:t>
+      </w:r>
+      <w:r>
+        <w:rPr>
+          <w:rFonts w:ascii="Consolas" w:hAnsi="Consolas" w:cs="Courier New"/>
+          <w:color w:val="000000"/>
+          <w:sz w:val="17"/>
+          <w:szCs w:val="17"/>
+        </w:rPr>
+        <w:t> </w:t>
+      </w:r>
+    </w:p>
+    <w:p>
+      <w:pPr>
+        <w:rPr>
+          <w:rFonts w:ascii="Times New Roman" w:eastAsia="Times New Roman" w:hAnsi="Times New Roman" w:cs="Times New Roman"/>
+          <w:b/>
+          <w:bCs/>
+          <w:sz w:val="28"/>
+          <w:u w:val="single"/>
+          <w:lang w:val="ru-RU"/>
+        </w:rPr>
+      </w:pPr>
+      <w:r>
+        <w:rPr>
+          <w:rFonts w:ascii="Times New Roman" w:eastAsia="Times New Roman" w:hAnsi="Times New Roman" w:cs="Times New Roman"/>
+          <w:b/>
+          <w:bCs/>
+          <w:sz w:val="28"/>
+          <w:u w:val="single"/>
+          <w:lang w:val="ru-RU"/>
+        </w:rPr>
+        <w:t>https://github.com/33sai/Software-Engineering/tree/master/Programming/Labs/Lab3/src/main/java</w:t>
+      </w:r>
+    </w:p>
+    <w:p>
+      <w:pPr>
+        <w:rPr>
+          <w:rFonts w:ascii="Times New Roman" w:eastAsia="Times New Roman" w:hAnsi="Times New Roman" w:cs="Times New Roman"/>
+          <w:b/>
+          <w:bCs/>
+          <w:sz w:val="28"/>
+          <w:u w:val="single"/>
+          <w:lang w:val="ru-RU"/>
+        </w:rPr>
+      </w:pPr>
+    </w:p>
+    <w:p>
+      <w:pPr>
+        <w:rPr>
+          <w:rFonts w:ascii="Times New Roman" w:eastAsia="Times New Roman" w:hAnsi="Times New Roman" w:cs="Times New Roman"/>
+          <w:b/>
+          <w:bCs/>
+          <w:sz w:val="28"/>
+          <w:u w:val="single"/>
+          <w:lang w:val="ru-RU"/>
+        </w:rPr>
+      </w:pPr>
+    </w:p>
+    <w:p>
+      <w:pPr>
+        <w:rPr>
+          <w:rFonts w:ascii="Times New Roman" w:eastAsia="Times New Roman" w:hAnsi="Times New Roman" w:cs="Times New Roman"/>
+          <w:b/>
+          <w:bCs/>
+          <w:sz w:val="32"/>
+          <w:szCs w:val="32"/>
+          <w:u w:val="single"/>
+          <w:lang w:val="ru-RU"/>
+        </w:rPr>
+      </w:pPr>
+      <w:r>
+        <w:rPr>
+          <w:rFonts w:ascii="Times New Roman" w:eastAsia="Times New Roman" w:hAnsi="Times New Roman" w:cs="Times New Roman"/>
+          <w:b/>
+          <w:bCs/>
+          <w:sz w:val="32"/>
+          <w:szCs w:val="32"/>
+          <w:u w:val="single"/>
+          <w:lang w:val="ru-RU"/>
+        </w:rPr>
+        <w:t>Результат работы программы:</w:t>
+      </w:r>
+    </w:p>
+    <w:p>
+      <w:pPr>
+        <w:rPr>
+          <w:rFonts w:ascii="Times New Roman" w:eastAsia="Times New Roman" w:hAnsi="Times New Roman" w:cs="Times New Roman"/>
+          <w:b/>
+          <w:bCs/>
+          <w:sz w:val="32"/>
+          <w:szCs w:val="32"/>
+          <w:u w:val="single"/>
+          <w:lang w:val="ru-RU"/>
+        </w:rPr>
+      </w:pPr>
+      <w:r>
+        <w:rPr>
+          <w:rFonts w:ascii="Times New Roman" w:eastAsia="Times New Roman" w:hAnsi="Times New Roman" w:cs="Times New Roman"/>
+          <w:b/>
+          <w:bCs/>
+          <w:sz w:val="32"/>
+          <w:szCs w:val="32"/>
+          <w:u w:val="single"/>
+          <w:lang w:val="ru-RU"/>
+        </w:rPr>
+        <w:lastRenderedPageBreak/>
+        <w:drawing>
+          <wp:inline distT="0" distB="0" distL="0" distR="0" wp14:anchorId="1685A1F0" wp14:editId="7B8862A1">
+            <wp:extent cx="5731510" cy="2687955"/>
+            <wp:effectExtent l="0" t="0" r="2540" b="0"/>
+            <wp:docPr id="438832999" name="Picture 1"/>
+            <wp:cNvGraphicFramePr>
+              <a:graphicFrameLocks xmlns:a="http://schemas.openxmlformats.org/drawingml/2006/main" noChangeAspect="1"/>
+            </wp:cNvGraphicFramePr>
+            <a:graphic xmlns:a="http://schemas.openxmlformats.org/drawingml/2006/main">
+              <a:graphicData uri="http://schemas.openxmlformats.org/drawingml/2006/picture">
+                <pic:pic xmlns:pic="http://schemas.openxmlformats.org/drawingml/2006/picture">
+                  <pic:nvPicPr>
+                    <pic:cNvPr id="438832999" name=""/>
+                    <pic:cNvPicPr/>
+                  </pic:nvPicPr>
+                  <pic:blipFill>
+                    <a:blip r:embed="rId8"/>
+                    <a:stretch>
+                      <a:fillRect/>
+                    </a:stretch>
+                  </pic:blipFill>
+                  <pic:spPr>
+                    <a:xfrm>
+                      <a:off x="0" y="0"/>
+                      <a:ext cx="5731510" cy="2687955"/>
+                    </a:xfrm>
+                    <a:prstGeom prst="rect">
+                      <a:avLst/>
+                    </a:prstGeom>
+                  </pic:spPr>
+                </pic:pic>
+              </a:graphicData>
+            </a:graphic>
+          </wp:inline>
+        </w:drawing>
+      </w:r>
+    </w:p>
+    <w:p>
+      <w:pPr>
+        <w:rPr>
+          <w:rFonts w:ascii="Times New Roman" w:eastAsia="Times New Roman" w:hAnsi="Times New Roman" w:cs="Times New Roman"/>
+          <w:b/>
+          <w:bCs/>
+          <w:sz w:val="32"/>
+          <w:szCs w:val="32"/>
+          <w:u w:val="single"/>
+          <w:lang w:val="ru-RU"/>
+        </w:rPr>
+      </w:pPr>
+    </w:p>
+    <w:p>
+      <w:pPr>
+        <w:rPr>
+          <w:rFonts w:ascii="Times New Roman" w:eastAsia="Times New Roman" w:hAnsi="Times New Roman" w:cs="Times New Roman"/>
+          <w:b/>
+          <w:bCs/>
+          <w:sz w:val="32"/>
+          <w:szCs w:val="32"/>
+          <w:u w:val="single"/>
+          <w:lang w:val="ru-RU"/>
+        </w:rPr>
+      </w:pPr>
+    </w:p>
+    <w:p>
+      <w:pPr>
+        <w:rPr>
+          <w:rFonts w:ascii="Times New Roman" w:eastAsia="Times New Roman" w:hAnsi="Times New Roman" w:cs="Times New Roman"/>
+          <w:b/>
+          <w:bCs/>
+          <w:sz w:val="32"/>
+          <w:szCs w:val="32"/>
+          <w:u w:val="single"/>
+          <w:lang w:val="ru-RU"/>
+        </w:rPr>
+      </w:pPr>
+      <w:r>
+        <w:rPr>
+          <w:rFonts w:ascii="Times New Roman" w:eastAsia="Times New Roman" w:hAnsi="Times New Roman" w:cs="Times New Roman"/>
+          <w:b/>
+          <w:bCs/>
+          <w:sz w:val="32"/>
+          <w:szCs w:val="32"/>
+          <w:u w:val="single"/>
+        </w:rPr>
+        <w:t>UML</w:t>
+      </w:r>
+      <w:r>
+        <w:rPr>
+          <w:rFonts w:ascii="Times New Roman" w:eastAsia="Times New Roman" w:hAnsi="Times New Roman" w:cs="Times New Roman"/>
+          <w:b/>
+          <w:bCs/>
+          <w:sz w:val="32"/>
+          <w:szCs w:val="32"/>
+          <w:u w:val="single"/>
+          <w:lang w:val="ru-RU"/>
+        </w:rPr>
+        <w:t xml:space="preserve"> </w:t>
+      </w:r>
+      <w:r>
+        <w:rPr>
+          <w:rFonts w:ascii="Times New Roman" w:eastAsia="Times New Roman" w:hAnsi="Times New Roman" w:cs="Times New Roman"/>
+          <w:b/>
+          <w:bCs/>
+          <w:sz w:val="32"/>
+          <w:szCs w:val="32"/>
+          <w:u w:val="single"/>
+        </w:rPr>
+        <w:t>DIAGRAM</w:t>
+      </w:r>
+      <w:r>
+        <w:rPr>
+          <w:rFonts w:ascii="Times New Roman" w:eastAsia="Times New Roman" w:hAnsi="Times New Roman" w:cs="Times New Roman"/>
+          <w:b/>
+          <w:bCs/>
+          <w:sz w:val="32"/>
+          <w:szCs w:val="32"/>
+          <w:u w:val="single"/>
+          <w:lang w:val="ru-RU"/>
+        </w:rPr>
+        <w:t>:</w:t>
+      </w:r>
+    </w:p>
+    <w:p>
+      <w:pPr>
+        <w:rPr>
+          <w:rFonts w:ascii="Times New Roman" w:eastAsia="Times New Roman" w:hAnsi="Times New Roman" w:cs="Times New Roman"/>
+          <w:b/>
+          <w:bCs/>
+          <w:sz w:val="32"/>
+          <w:szCs w:val="32"/>
+          <w:u w:val="single"/>
+          <w:lang w:val="ru-RU"/>
+        </w:rPr>
+      </w:pPr>
+      <w:r>
+        <w:rPr>
+          <w:rFonts w:ascii="Times New Roman" w:eastAsia="Times New Roman" w:hAnsi="Times New Roman" w:cs="Times New Roman"/>
+          <w:b/>
+          <w:bCs/>
+          <w:sz w:val="32"/>
+          <w:szCs w:val="32"/>
+          <w:u w:val="single"/>
+          <w:lang w:val="ru-RU"/>
+        </w:rPr>
+        <w:drawing>
+          <wp:inline distT="0" distB="0" distL="0" distR="0" wp14:anchorId="1D44D235" wp14:editId="150302DC">
+            <wp:extent cx="5731510" cy="4406265"/>
+            <wp:effectExtent l="0" t="0" r="2540" b="0"/>
+            <wp:docPr id="1425583970" name="Picture 1"/>
+            <wp:cNvGraphicFramePr>
+              <a:graphicFrameLocks xmlns:a="http://schemas.openxmlformats.org/drawingml/2006/main" noChangeAspect="1"/>
+            </wp:cNvGraphicFramePr>
+            <a:graphic xmlns:a="http://schemas.openxmlformats.org/drawingml/2006/main">
+              <a:graphicData uri="http://schemas.openxmlformats.org/drawingml/2006/picture">
+                <pic:pic xmlns:pic="http://schemas.openxmlformats.org/drawingml/2006/picture">
+                  <pic:nvPicPr>
+                    <pic:cNvPr id="1425583970" name=""/>
+                    <pic:cNvPicPr/>
+                  </pic:nvPicPr>
+                  <pic:blipFill>
+                    <a:blip r:embed="rId9"/>
+                    <a:stretch>
+                      <a:fillRect/>
+                    </a:stretch>
+                  </pic:blipFill>
+                  <pic:spPr>
+                    <a:xfrm>
+                      <a:off x="0" y="0"/>
+                      <a:ext cx="5731510" cy="4406265"/>
+                    </a:xfrm>
+                    <a:prstGeom prst="rect">
+                      <a:avLst/>
+                    </a:prstGeom>
+                  </pic:spPr>
+                </pic:pic>
+              </a:graphicData>
+            </a:graphic>
+          </wp:inline>
+        </w:drawing>
+      </w:r>
+    </w:p>
+    <w:p>
+      <w:pPr>
+        <w:rPr>
+          <w:rFonts w:ascii="Times New Roman" w:eastAsia="Times New Roman" w:hAnsi="Times New Roman" w:cs="Times New Roman"/>
+          <w:sz w:val="28"/>
+          <w:lang w:val="ru-RU"/>
+        </w:rPr>
+      </w:pPr>
+    </w:p>
+    <w:p>
+      <w:pPr>
+        <w:rPr>
+          <w:rFonts w:ascii="Times New Roman" w:eastAsia="Times New Roman" w:hAnsi="Times New Roman" w:cs="Times New Roman"/>
+          <w:b/>
+          <w:bCs/>
+          <w:sz w:val="28"/>
+          <w:lang w:val="ru-RU"/>
+        </w:rPr>
+      </w:pPr>
+      <w:r>
+        <w:rPr>
+          <w:rFonts w:ascii="Times New Roman" w:eastAsia="Times New Roman" w:hAnsi="Times New Roman" w:cs="Times New Roman"/>
+          <w:b/>
+          <w:bCs/>
+          <w:sz w:val="28"/>
+          <w:lang w:val="ru-RU"/>
+        </w:rPr>
+        <w:lastRenderedPageBreak/>
         <w:t>Вывод по работе:</w:t>
       </w:r>
     </w:p>
@@ -754,7 +956,6 @@
         <w:rPr>
           <w:rFonts w:ascii="Times New Roman" w:eastAsia="Times New Roman" w:hAnsi="Times New Roman"/>
           <w:sz w:val="24"/>
-          <w:lang w:val="ru-RU"/>
         </w:rPr>
       </w:pPr>
       <w:r>
@@ -847,77 +1048,6 @@
             </w:pict>
           </mc:Fallback>
         </mc:AlternateContent>
-      </w:r>
-      <w:r>
-        <mc:AlternateContent>
-          <mc:Choice Requires="wps">
-            <w:drawing>
-              <wp:inline distT="0" distB="0" distL="0" distR="0" wp14:anchorId="758BFAF4" wp14:editId="67A5C201">
-                <wp:extent cx="307340" cy="307340"/>
-                <wp:effectExtent l="0" t="0" r="0" b="0"/>
-                <wp:docPr id="438274466" name="Rectangle 4" descr="Ryan Els on X"/>
-                <wp:cNvGraphicFramePr>
-                  <a:graphicFrameLocks xmlns:a="http://schemas.openxmlformats.org/drawingml/2006/main" noChangeAspect="1"/>
-                </wp:cNvGraphicFramePr>
-                <a:graphic xmlns:a="http://schemas.openxmlformats.org/drawingml/2006/main">
-                  <a:graphicData uri="http://schemas.microsoft.com/office/word/2010/wordprocessingShape">
-                    <wps:wsp>
-                      <wps:cNvSpPr>
-                        <a:spLocks noChangeAspect="1" noChangeArrowheads="1"/>
-                      </wps:cNvSpPr>
-                      <wps:spPr bwMode="auto">
-                        <a:xfrm>
-                          <a:off x="0" y="0"/>
-                          <a:ext cx="307340" cy="307340"/>
-                        </a:xfrm>
-                        <a:prstGeom prst="rect">
-                          <a:avLst/>
-                        </a:prstGeom>
-                        <a:noFill/>
-                        <a:ln>
-                          <a:noFill/>
-                        </a:ln>
-                        <a:extLst>
-                          <a:ext uri="{909E8E84-426E-40DD-AFC4-6F175D3DCCD1}">
-                            <a14:hiddenFill xmlns:a14="http://schemas.microsoft.com/office/drawing/2010/main">
-                              <a:solidFill>
-                                <a:srgbClr val="FFFFFF"/>
-                              </a:solidFill>
-                            </a14:hiddenFill>
-                          </a:ext>
-                          <a:ext uri="{91240B29-F687-4F45-9708-019B960494DF}">
-                            <a14:hiddenLine xmlns:a14="http://schemas.microsoft.com/office/drawing/2010/main" w="9525">
-                              <a:solidFill>
-                                <a:srgbClr val="000000"/>
-                              </a:solidFill>
-                              <a:miter lim="800000"/>
-                              <a:headEnd/>
-                              <a:tailEnd/>
-                            </a14:hiddenLine>
-                          </a:ext>
-                        </a:extLst>
-                      </wps:spPr>
-                      <wps:bodyPr rot="0" vert="horz" wrap="square" lIns="91440" tIns="45720" rIns="91440" bIns="45720" anchor="t" anchorCtr="0" upright="1">
-                        <a:noAutofit/>
-                      </wps:bodyPr>
-                    </wps:wsp>
-                  </a:graphicData>
-                </a:graphic>
-              </wp:inline>
-            </w:drawing>
-          </mc:Choice>
-          <mc:Fallback>
-            <w:pict>
-              <v:rect w14:anchorId="03C231AD" id="Rectangle 4" o:spid="_x0000_s1026" alt="Ryan Els on X" style="width:24.2pt;height:24.2pt;visibility:visible;mso-wrap-style:square;mso-left-percent:-10001;mso-top-percent:-10001;mso-position-horizontal:absolute;mso-position-horizontal-relative:char;mso-position-vertical:absolute;mso-position-vertical-relative:line;mso-left-percent:-10001;mso-top-percent:-10001;v-text-anchor:top" o:gfxdata="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" filled="f" stroked="f">
-                <o:lock v:ext="edit" aspectratio="t"/>
-                <w10:anchorlock/>
-              </v:rect>
-            </w:pict>
-          </mc:Fallback>
-        </mc:AlternateContent>
-      </w:r>
-      <w:r>
-        <w:t xml:space="preserve"> </w:t>
       </w:r>
       <w:r>
         <w:rPr>
